--- a/Figure Legends and Tables.docx
+++ b/Figure Legends and Tables.docx
@@ -1503,120 +1503,19 @@
         <w:rPr>
           <w:rFonts w:hint="eastAsia" w:ascii="Times New Roman" w:hAnsi="Times New Roman" w:cs="Times New Roman" w:eastAsiaTheme="minorEastAsia"/>
           <w:b/>
-          <w:i w:val="0"/>
-          <w:color w:val="000000"/>
-          <w:sz w:val="24"/>
-          <w:szCs w:val="24"/>
-          <w:u w:val="none"/>
-          <w:lang w:val="en-US" w:eastAsia="zh-CN"/>
-        </w:rPr>
-      </w:pPr>
-      <w:r>
-        <w:rPr>
-          <w:rFonts w:hint="eastAsia" w:ascii="Times New Roman" w:hAnsi="Times New Roman" w:cs="Times New Roman"/>
-          <w:b/>
-          <w:bCs/>
-          <w:sz w:val="24"/>
-        </w:rPr>
-        <w:t>Supplementary Table 11.</w:t>
-      </w:r>
-      <w:r>
-        <w:rPr>
-          <w:rFonts w:hint="eastAsia" w:ascii="Times New Roman" w:hAnsi="Times New Roman" w:cs="Times New Roman"/>
-          <w:b/>
-          <w:bCs/>
-          <w:sz w:val="24"/>
-          <w:lang w:val="en-US" w:eastAsia="zh-CN"/>
-        </w:rPr>
-        <w:t xml:space="preserve"> </w:t>
-      </w:r>
-      <w:r>
-        <w:rPr>
-          <w:rFonts w:hint="default" w:ascii="Times New Roman" w:hAnsi="Times New Roman" w:eastAsia="Arial" w:cs="Times New Roman"/>
-          <w:b/>
-          <w:i w:val="0"/>
-          <w:color w:val="000000"/>
-          <w:sz w:val="24"/>
-          <w:szCs w:val="24"/>
-          <w:u w:val="none"/>
-        </w:rPr>
-        <w:t xml:space="preserve">Number at Risk for the Subdistribution Hazard by Variable Level at Selected Follow-up Time Points in the Final Model for </w:t>
-      </w:r>
-      <w:r>
-        <w:rPr>
-          <w:rFonts w:hint="eastAsia" w:ascii="Times New Roman" w:hAnsi="Times New Roman" w:eastAsia="宋体" w:cs="Times New Roman"/>
-          <w:b/>
-          <w:bCs/>
-          <w:sz w:val="24"/>
-          <w:lang w:val="en-US" w:eastAsia="zh-CN"/>
-        </w:rPr>
-        <w:t>D</w:t>
-      </w:r>
-      <w:r>
-        <w:rPr>
-          <w:rFonts w:hint="eastAsia" w:ascii="Times New Roman" w:hAnsi="Times New Roman" w:cs="Times New Roman"/>
-          <w:b/>
-          <w:bCs/>
-          <w:sz w:val="24"/>
-        </w:rPr>
-        <w:t xml:space="preserve">uctal </w:t>
-      </w:r>
-      <w:r>
-        <w:rPr>
-          <w:rFonts w:hint="eastAsia" w:ascii="Times New Roman" w:hAnsi="Times New Roman" w:cs="Times New Roman"/>
-          <w:b/>
-          <w:bCs/>
-          <w:sz w:val="24"/>
-          <w:lang w:val="en-US" w:eastAsia="zh-CN"/>
-        </w:rPr>
-        <w:t>C</w:t>
-      </w:r>
-      <w:r>
-        <w:rPr>
-          <w:rFonts w:hint="eastAsia" w:ascii="Times New Roman" w:hAnsi="Times New Roman" w:cs="Times New Roman"/>
-          <w:b/>
-          <w:bCs/>
-          <w:sz w:val="24"/>
-        </w:rPr>
-        <w:t xml:space="preserve">arcinoma </w:t>
-      </w:r>
-      <w:r>
-        <w:rPr>
-          <w:rFonts w:hint="eastAsia" w:ascii="Times New Roman" w:hAnsi="Times New Roman" w:cs="Times New Roman"/>
-          <w:b/>
-          <w:bCs/>
-          <w:sz w:val="24"/>
-          <w:lang w:val="en-US" w:eastAsia="zh-CN"/>
-        </w:rPr>
-        <w:t>I</w:t>
-      </w:r>
-      <w:r>
-        <w:rPr>
-          <w:rFonts w:hint="eastAsia" w:ascii="Times New Roman" w:hAnsi="Times New Roman" w:cs="Times New Roman"/>
-          <w:b/>
-          <w:bCs/>
-          <w:sz w:val="24"/>
-        </w:rPr>
-        <w:t xml:space="preserve">n </w:t>
-      </w:r>
-      <w:r>
-        <w:rPr>
-          <w:rFonts w:hint="eastAsia" w:ascii="Times New Roman" w:hAnsi="Times New Roman" w:cs="Times New Roman"/>
-          <w:b/>
-          <w:bCs/>
-          <w:sz w:val="24"/>
-          <w:lang w:val="en-US" w:eastAsia="zh-CN"/>
-        </w:rPr>
-        <w:t>S</w:t>
-      </w:r>
-      <w:r>
-        <w:rPr>
-          <w:rFonts w:hint="eastAsia" w:ascii="Times New Roman" w:hAnsi="Times New Roman" w:cs="Times New Roman"/>
-          <w:b/>
-          <w:bCs/>
-          <w:sz w:val="24"/>
-        </w:rPr>
-        <w:t>itu (DCIS)</w:t>
+          <w:bCs/>
+          <w:sz w:val="24"/>
+          <w:lang w:val="en-US" w:eastAsia="zh-CN"/>
+        </w:rPr>
+      </w:pPr>
+      <w:r>
+        <w:rPr>
+          <w:rFonts w:hint="default" w:ascii="Times New Roman" w:hAnsi="Times New Roman" w:cs="Times New Roman"/>
+          <w:b/>
+          <w:bCs/>
+          <w:sz w:val="24"/>
+        </w:rPr>
+        <w:t>Supplementary Table 11. Number at Risk According to Two Risk Set Definitions by Variable Level at Selected Follow-up Time Points in the Final Model for Ductal Carcinoma In Situ (DCIS)</w:t>
       </w:r>
       <w:r>
         <w:rPr>
@@ -1654,8 +1553,6 @@
         <w:ind w:left="0" w:right="0" w:firstLine="0" w:firstLineChars="0"/>
         <w:jc w:val="left"/>
         <w:textAlignment w:val="auto"/>
-      </w:pPr>
-      <w:r>
         <w:rPr>
           <w:rFonts w:hint="default" w:ascii="Times New Roman" w:hAnsi="Times New Roman" w:eastAsia="宋体" w:cs="Times New Roman"/>
           <w:b w:val="0"/>
@@ -1666,9 +1563,103 @@
           <w:u w:val="none"/>
           <w:lang w:val="en-US" w:eastAsia="zh-CN"/>
         </w:rPr>
-        <w:t>Note: The number at risk is defined as patients who have not yet experienced the target event (contralateral invasive breast cancer, CIBC), including those who have already experienced the competing event (death).</w:t>
-      </w:r>
-    </w:p>
+      </w:pPr>
+      <w:bookmarkStart w:id="0" w:name="_GoBack"/>
+      <w:r>
+        <w:rPr>
+          <w:rFonts w:hint="default" w:ascii="Times New Roman" w:hAnsi="Times New Roman" w:eastAsia="宋体" w:cs="Times New Roman"/>
+          <w:b w:val="0"/>
+          <w:i w:val="0"/>
+          <w:color w:val="000000"/>
+          <w:sz w:val="21"/>
+          <w:szCs w:val="21"/>
+          <w:u w:val="none"/>
+          <w:lang w:val="en-US" w:eastAsia="zh-CN"/>
+        </w:rPr>
+        <w:t xml:space="preserve">Note: </w:t>
+      </w:r>
+      <w:r>
+        <w:rPr>
+          <w:rFonts w:hint="default" w:ascii="Times New Roman" w:hAnsi="Times New Roman" w:eastAsia="宋体" w:cs="Times New Roman"/>
+          <w:b w:val="0"/>
+          <w:i w:val="0"/>
+          <w:color w:val="000000"/>
+          <w:sz w:val="21"/>
+          <w:szCs w:val="21"/>
+          <w:u w:val="none"/>
+          <w:vertAlign w:val="superscript"/>
+          <w:lang w:val="en-US" w:eastAsia="zh-CN"/>
+        </w:rPr>
+        <w:t>1</w:t>
+      </w:r>
+      <w:r>
+        <w:rPr>
+          <w:rFonts w:hint="default" w:ascii="Times New Roman" w:hAnsi="Times New Roman" w:eastAsia="宋体" w:cs="Times New Roman"/>
+          <w:b w:val="0"/>
+          <w:i w:val="0"/>
+          <w:color w:val="000000"/>
+          <w:sz w:val="21"/>
+          <w:szCs w:val="21"/>
+          <w:u w:val="none"/>
+          <w:lang w:val="en-US" w:eastAsia="zh-CN"/>
+        </w:rPr>
+        <w:t>Subdistribution hazard risk set: patients who have not yet experienced CIBC, including those who have already experienced the competing event. This</w:t>
+      </w:r>
+      <w:r>
+        <w:rPr>
+          <w:rFonts w:hint="eastAsia" w:ascii="Times New Roman" w:hAnsi="Times New Roman" w:eastAsia="宋体" w:cs="Times New Roman"/>
+          <w:b w:val="0"/>
+          <w:i w:val="0"/>
+          <w:color w:val="000000"/>
+          <w:sz w:val="21"/>
+          <w:szCs w:val="21"/>
+          <w:u w:val="none"/>
+          <w:lang w:val="en-US" w:eastAsia="zh-CN"/>
+        </w:rPr>
+        <w:t xml:space="preserve"> </w:t>
+      </w:r>
+      <w:r>
+        <w:rPr>
+          <w:rFonts w:hint="default" w:ascii="Times New Roman" w:hAnsi="Times New Roman" w:eastAsia="宋体" w:cs="Times New Roman"/>
+          <w:b w:val="0"/>
+          <w:i w:val="0"/>
+          <w:color w:val="000000"/>
+          <w:sz w:val="21"/>
+          <w:szCs w:val="21"/>
+          <w:u w:val="none"/>
+          <w:lang w:val="en-US" w:eastAsia="zh-CN"/>
+        </w:rPr>
+        <w:t xml:space="preserve">corresponds to the risk set definition in the Fine-Gray competing-risks framework. </w:t>
+      </w:r>
+      <w:r>
+        <w:rPr>
+          <w:rFonts w:hint="default" w:ascii="Times New Roman" w:hAnsi="Times New Roman" w:eastAsia="宋体" w:cs="Times New Roman"/>
+          <w:b w:val="0"/>
+          <w:i w:val="0"/>
+          <w:color w:val="000000"/>
+          <w:sz w:val="21"/>
+          <w:szCs w:val="21"/>
+          <w:u w:val="none"/>
+          <w:vertAlign w:val="superscript"/>
+          <w:lang w:val="en-US" w:eastAsia="zh-CN"/>
+        </w:rPr>
+        <w:t>2</w:t>
+      </w:r>
+      <w:r>
+        <w:rPr>
+          <w:rFonts w:hint="default" w:ascii="Times New Roman" w:hAnsi="Times New Roman" w:eastAsia="宋体" w:cs="Times New Roman"/>
+          <w:b w:val="0"/>
+          <w:i w:val="0"/>
+          <w:color w:val="000000"/>
+          <w:sz w:val="21"/>
+          <w:szCs w:val="21"/>
+          <w:u w:val="none"/>
+          <w:lang w:val="en-US" w:eastAsia="zh-CN"/>
+        </w:rPr>
+        <w:t>Standard risk set: patients who are still alive and have not yet experienced CIBC. These patients have not experienced the target event, the competing event, or censoring.</w:t>
+      </w:r>
+    </w:p>
+    <w:bookmarkEnd w:id="0"/>
     <w:p>
       <w:pPr>
         <w:rPr>
@@ -2628,75 +2619,32 @@
         <w:jc w:val="left"/>
         <w:textAlignment w:val="auto"/>
         <w:rPr>
-          <w:rFonts w:hint="eastAsia" w:ascii="Times New Roman" w:hAnsi="Times New Roman" w:eastAsia="宋体" w:cs="Times New Roman"/>
-          <w:b/>
-          <w:i w:val="0"/>
-          <w:color w:val="000000"/>
-          <w:sz w:val="24"/>
-          <w:szCs w:val="24"/>
-          <w:u w:val="none"/>
-          <w:lang w:val="en-US" w:eastAsia="zh-CN"/>
-        </w:rPr>
-      </w:pPr>
-      <w:r>
-        <w:rPr>
-          <w:rFonts w:hint="eastAsia" w:ascii="Times New Roman" w:hAnsi="Times New Roman" w:cs="Times New Roman"/>
-          <w:b/>
-          <w:bCs/>
-          <w:sz w:val="24"/>
-        </w:rPr>
-        <w:t>Supplementary Table 1</w:t>
-      </w:r>
-      <w:r>
-        <w:rPr>
-          <w:rFonts w:hint="eastAsia" w:ascii="Times New Roman" w:hAnsi="Times New Roman" w:cs="Times New Roman"/>
-          <w:b/>
-          <w:bCs/>
-          <w:sz w:val="24"/>
-          <w:lang w:val="en-US" w:eastAsia="zh-CN"/>
-        </w:rPr>
-        <w:t>9</w:t>
-      </w:r>
-      <w:r>
-        <w:rPr>
-          <w:rFonts w:hint="eastAsia" w:ascii="Times New Roman" w:hAnsi="Times New Roman" w:cs="Times New Roman"/>
-          <w:b/>
-          <w:bCs/>
-          <w:sz w:val="24"/>
-        </w:rPr>
-        <w:t>.</w:t>
-      </w:r>
-      <w:r>
-        <w:rPr>
-          <w:rFonts w:hint="eastAsia" w:ascii="Times New Roman" w:hAnsi="Times New Roman" w:cs="Times New Roman"/>
-          <w:b/>
-          <w:bCs/>
-          <w:sz w:val="24"/>
-          <w:lang w:val="en-US" w:eastAsia="zh-CN"/>
-        </w:rPr>
-        <w:t xml:space="preserve"> </w:t>
-      </w:r>
-      <w:r>
-        <w:rPr>
-          <w:rFonts w:hint="default" w:ascii="Times New Roman" w:hAnsi="Times New Roman" w:eastAsia="Arial" w:cs="Times New Roman"/>
-          <w:b/>
-          <w:i w:val="0"/>
-          <w:color w:val="000000"/>
-          <w:sz w:val="24"/>
-          <w:szCs w:val="24"/>
-          <w:u w:val="none"/>
-        </w:rPr>
-        <w:t>Number at Risk for the Subdistribution Hazard by Variable Level at Selected Follow-up Time Points in the Final Model for Invasive Ductal Carcinoma (IDC)</w:t>
-      </w:r>
-      <w:r>
-        <w:rPr>
-          <w:rFonts w:hint="eastAsia" w:ascii="Times New Roman" w:hAnsi="Times New Roman" w:eastAsia="宋体" w:cs="Times New Roman"/>
-          <w:b/>
-          <w:i w:val="0"/>
-          <w:color w:val="000000"/>
-          <w:sz w:val="24"/>
-          <w:szCs w:val="24"/>
-          <w:u w:val="none"/>
+          <w:rFonts w:hint="eastAsia" w:ascii="Times New Roman" w:hAnsi="Times New Roman" w:cs="Times New Roman" w:eastAsiaTheme="minorEastAsia"/>
+          <w:b/>
+          <w:bCs/>
+          <w:kern w:val="0"/>
+          <w:sz w:val="24"/>
+          <w:lang w:val="en-US" w:eastAsia="zh-CN"/>
+        </w:rPr>
+      </w:pPr>
+      <w:r>
+        <w:rPr>
+          <w:rFonts w:hint="eastAsia" w:ascii="Times New Roman" w:hAnsi="Times New Roman" w:cs="Times New Roman"/>
+          <w:b/>
+          <w:bCs/>
+          <w:kern w:val="0"/>
+          <w:sz w:val="24"/>
+          <w:lang w:eastAsia="en-US"/>
+        </w:rPr>
+        <w:t>Supplementary Table 19. Number at Risk According to Two Risk Set Definitions by Variable Level at Selected Follow-up Time Points in the Final Model for Invasive Ductal Carcinoma (IDC)</w:t>
+      </w:r>
+      <w:r>
+        <w:rPr>
+          <w:rFonts w:hint="eastAsia" w:ascii="Times New Roman" w:hAnsi="Times New Roman" w:cs="Times New Roman"/>
+          <w:b/>
+          <w:bCs/>
+          <w:kern w:val="0"/>
+          <w:sz w:val="24"/>
           <w:lang w:val="en-US" w:eastAsia="zh-CN"/>
         </w:rPr>
         <w:t>.</w:t>
@@ -2749,7 +2697,87 @@
           <w:u w:val="none"/>
           <w:lang w:val="en-US" w:eastAsia="zh-CN"/>
         </w:rPr>
-        <w:t>Note: The number at risk is defined as patients who have not yet experienced the target event (contralateral invasive breast cancer, CIBC), including those who have already experienced the competing event (death).</w:t>
+        <w:t xml:space="preserve">Note: </w:t>
+      </w:r>
+      <w:r>
+        <w:rPr>
+          <w:rFonts w:hint="default" w:ascii="Times New Roman" w:hAnsi="Times New Roman" w:eastAsia="宋体" w:cs="Times New Roman"/>
+          <w:b w:val="0"/>
+          <w:i w:val="0"/>
+          <w:color w:val="000000"/>
+          <w:sz w:val="21"/>
+          <w:szCs w:val="21"/>
+          <w:u w:val="none"/>
+          <w:vertAlign w:val="superscript"/>
+          <w:lang w:val="en-US" w:eastAsia="zh-CN"/>
+        </w:rPr>
+        <w:t>1</w:t>
+      </w:r>
+      <w:r>
+        <w:rPr>
+          <w:rFonts w:hint="default" w:ascii="Times New Roman" w:hAnsi="Times New Roman" w:eastAsia="宋体" w:cs="Times New Roman"/>
+          <w:b w:val="0"/>
+          <w:i w:val="0"/>
+          <w:color w:val="000000"/>
+          <w:sz w:val="21"/>
+          <w:szCs w:val="21"/>
+          <w:u w:val="none"/>
+          <w:lang w:val="en-US" w:eastAsia="zh-CN"/>
+        </w:rPr>
+        <w:t>Subdistribution hazard risk set: patients who have not yet experienced CIBC, including those who have already experienced the competing event. This</w:t>
+      </w:r>
+      <w:r>
+        <w:rPr>
+          <w:rFonts w:hint="eastAsia" w:ascii="Times New Roman" w:hAnsi="Times New Roman" w:eastAsia="宋体" w:cs="Times New Roman"/>
+          <w:b w:val="0"/>
+          <w:i w:val="0"/>
+          <w:color w:val="000000"/>
+          <w:sz w:val="21"/>
+          <w:szCs w:val="21"/>
+          <w:u w:val="none"/>
+          <w:lang w:val="en-US" w:eastAsia="zh-CN"/>
+        </w:rPr>
+        <w:t xml:space="preserve"> </w:t>
+      </w:r>
+      <w:r>
+        <w:rPr>
+          <w:rFonts w:hint="default" w:ascii="Times New Roman" w:hAnsi="Times New Roman" w:eastAsia="宋体" w:cs="Times New Roman"/>
+          <w:b w:val="0"/>
+          <w:i w:val="0"/>
+          <w:color w:val="000000"/>
+          <w:sz w:val="21"/>
+          <w:szCs w:val="21"/>
+          <w:u w:val="none"/>
+          <w:lang w:val="en-US" w:eastAsia="zh-CN"/>
+        </w:rPr>
+        <w:t xml:space="preserve">corresponds to the risk set definition in the Fine-Gray competing-risks framework. </w:t>
+      </w:r>
+      <w:r>
+        <w:rPr>
+          <w:rFonts w:hint="default" w:ascii="Times New Roman" w:hAnsi="Times New Roman" w:eastAsia="宋体" w:cs="Times New Roman"/>
+          <w:b w:val="0"/>
+          <w:i w:val="0"/>
+          <w:color w:val="000000"/>
+          <w:sz w:val="21"/>
+          <w:szCs w:val="21"/>
+          <w:u w:val="none"/>
+          <w:vertAlign w:val="superscript"/>
+          <w:lang w:val="en-US" w:eastAsia="zh-CN"/>
+        </w:rPr>
+        <w:t>2</w:t>
+      </w:r>
+      <w:r>
+        <w:rPr>
+          <w:rFonts w:hint="default" w:ascii="Times New Roman" w:hAnsi="Times New Roman" w:eastAsia="宋体" w:cs="Times New Roman"/>
+          <w:b w:val="0"/>
+          <w:i w:val="0"/>
+          <w:color w:val="000000"/>
+          <w:sz w:val="21"/>
+          <w:szCs w:val="21"/>
+          <w:u w:val="none"/>
+          <w:lang w:val="en-US" w:eastAsia="zh-CN"/>
+        </w:rPr>
+        <w:t>Standard risk set: patients who are still alive and have not yet experienced CIBC. These patients have not experienced the target event, the competing event, or censoring.</w:t>
       </w:r>
     </w:p>
     <w:p>
@@ -4834,28 +4862,16 @@
         <w:rPr>
           <w:rFonts w:ascii="Times New Roman" w:hAnsi="Times New Roman" w:cs="Times New Roman"/>
           <w:sz w:val="24"/>
-        </w:rPr>
-      </w:pPr>
-      <w:r>
-        <w:rPr>
-          <w:rFonts w:ascii="Times New Roman" w:hAnsi="Times New Roman" w:cs="Times New Roman"/>
-          <w:sz w:val="24"/>
-        </w:rPr>
-        <w:t>(a)(d) CRCC for age 61-70</w:t>
-      </w:r>
-      <w:r>
-        <w:rPr>
-          <w:rFonts w:hint="eastAsia" w:ascii="Times New Roman" w:hAnsi="Times New Roman" w:cs="Times New Roman"/>
-          <w:sz w:val="24"/>
-        </w:rPr>
-        <w:t xml:space="preserve"> and </w:t>
-      </w:r>
-      <w:r>
-        <w:rPr>
-          <w:rFonts w:ascii="Times New Roman" w:hAnsi="Times New Roman" w:cs="Times New Roman"/>
-          <w:sz w:val="24"/>
-        </w:rPr>
-        <w:t>N2.</w:t>
+          <w:highlight w:val="none"/>
+        </w:rPr>
+      </w:pPr>
+      <w:r>
+        <w:rPr>
+          <w:rFonts w:ascii="Times New Roman" w:hAnsi="Times New Roman" w:cs="Times New Roman"/>
+          <w:sz w:val="24"/>
+          <w:highlight w:val="none"/>
+        </w:rPr>
+        <w:t>(a)(d) CRCC for age 61-70, N2, and radiotherapy, respectively.</w:t>
       </w:r>
     </w:p>
     <w:p>
@@ -4868,28 +4884,16 @@
         <w:rPr>
           <w:rFonts w:ascii="Times New Roman" w:hAnsi="Times New Roman" w:cs="Times New Roman"/>
           <w:sz w:val="24"/>
-        </w:rPr>
-      </w:pPr>
-      <w:r>
-        <w:rPr>
-          <w:rFonts w:ascii="Times New Roman" w:hAnsi="Times New Roman" w:cs="Times New Roman"/>
-          <w:sz w:val="24"/>
-        </w:rPr>
-        <w:t>(b)(e) sHR(t) curves for age 61-70</w:t>
-      </w:r>
-      <w:r>
-        <w:rPr>
-          <w:rFonts w:hint="eastAsia" w:ascii="Times New Roman" w:hAnsi="Times New Roman" w:cs="Times New Roman"/>
-          <w:sz w:val="24"/>
-        </w:rPr>
-        <w:t xml:space="preserve"> and </w:t>
-      </w:r>
-      <w:r>
-        <w:rPr>
-          <w:rFonts w:ascii="Times New Roman" w:hAnsi="Times New Roman" w:cs="Times New Roman"/>
-          <w:sz w:val="24"/>
-        </w:rPr>
-        <w:t>N2.</w:t>
+          <w:highlight w:val="none"/>
+        </w:rPr>
+      </w:pPr>
+      <w:r>
+        <w:rPr>
+          <w:rFonts w:ascii="Times New Roman" w:hAnsi="Times New Roman" w:cs="Times New Roman"/>
+          <w:sz w:val="24"/>
+          <w:highlight w:val="none"/>
+        </w:rPr>
+        <w:t>(b)(e) sHR(t) curves for age 61-70, N2, and radiotherapy, respectively.</w:t>
       </w:r>
     </w:p>
     <w:p>
@@ -4902,42 +4906,28 @@
         <w:rPr>
           <w:rFonts w:ascii="Times New Roman" w:hAnsi="Times New Roman" w:cs="Times New Roman"/>
           <w:sz w:val="24"/>
-        </w:rPr>
-      </w:pPr>
-      <w:r>
-        <w:rPr>
-          <w:rFonts w:ascii="Times New Roman" w:hAnsi="Times New Roman" w:cs="Times New Roman"/>
-          <w:sz w:val="24"/>
-        </w:rPr>
-        <w:t>(c)(f) HR(t) curves for age 61-70</w:t>
-      </w:r>
-      <w:r>
-        <w:rPr>
-          <w:rFonts w:hint="eastAsia" w:ascii="Times New Roman" w:hAnsi="Times New Roman" w:cs="Times New Roman"/>
-          <w:sz w:val="24"/>
-        </w:rPr>
-        <w:t xml:space="preserve"> and </w:t>
-      </w:r>
-      <w:r>
-        <w:rPr>
-          <w:rFonts w:ascii="Times New Roman" w:hAnsi="Times New Roman" w:cs="Times New Roman"/>
-          <w:sz w:val="24"/>
-        </w:rPr>
-        <w:t>N2.</w:t>
-      </w:r>
-    </w:p>
-    <w:p>
-      <w:pPr>
-        <w:spacing w:line="360" w:lineRule="auto"/>
-        <w:jc w:val="left"/>
-        <w:rPr>
-          <w:rFonts w:ascii="Times New Roman" w:hAnsi="Times New Roman" w:cs="Times New Roman"/>
-          <w:szCs w:val="21"/>
-          <w:highlight w:val="none"/>
-        </w:rPr>
-      </w:pPr>
-      <w:bookmarkStart w:id="0" w:name="_GoBack"/>
-      <w:bookmarkEnd w:id="0"/>
+          <w:highlight w:val="none"/>
+        </w:rPr>
+      </w:pPr>
+      <w:r>
+        <w:rPr>
+          <w:rFonts w:ascii="Times New Roman" w:hAnsi="Times New Roman" w:cs="Times New Roman"/>
+          <w:sz w:val="24"/>
+          <w:highlight w:val="none"/>
+        </w:rPr>
+        <w:t>(c)(f) HR(t) curves for age 61-70, N2, and radiotherapy, respectively.</w:t>
+      </w:r>
+    </w:p>
+    <w:p>
+      <w:pPr>
+        <w:spacing w:line="360" w:lineRule="auto"/>
+        <w:jc w:val="left"/>
+        <w:rPr>
+          <w:rFonts w:ascii="Times New Roman" w:hAnsi="Times New Roman" w:cs="Times New Roman"/>
+          <w:szCs w:val="21"/>
+          <w:highlight w:val="none"/>
+        </w:rPr>
+      </w:pPr>
       <w:r>
         <w:rPr>
           <w:rFonts w:ascii="Times New Roman" w:hAnsi="Times New Roman" w:cs="Times New Roman"/>
